--- a/files/IT_Incident_Timeline.docx
+++ b/files/IT_Incident_Timeline.docx
@@ -10,21 +10,12 @@
         <w:rPr>
           <w:color w:val="1F4E78"/>
         </w:rPr>
-        <w:t>IT Incident — IT Incident Timeline</w:t>
+        <w:t>IT Incident Timeline - INC-2026-194 - SharePoint Online Slow Performance</w:t>
       </w:r>
     </w:p>
     <w:p>
       <w:r>
-        <w:rPr>
-          <w:i/>
-        </w:rPr>
-        <w:t>Document owner: IT Incident Office</w:t>
-      </w:r>
-      <w:r>
-        <w:rPr>
-          <w:i/>
-        </w:rPr>
-        <w:t xml:space="preserve">  ·  Version: FY2025-A  ·  Classification: Internal — Working</w:t>
+        <w:t>Incident: INC-2026-194 | Severity: P3 (productivity degradation) | Detected: 13-May-2026 09:18 | Closed: 13-May-2026 14:32 | IC: Vijay Subramaniam (Service Mgr - Modern Work)</w:t>
       </w:r>
     </w:p>
     <w:p>
@@ -32,17 +23,39 @@
         <w:pStyle w:val="Heading1"/>
       </w:pPr>
       <w:r>
-        <w:t>1. Executive Summary</w:t>
+        <w:t>1. Symptoms</w:t>
       </w:r>
     </w:p>
     <w:p>
+      <w:pPr>
+        <w:pStyle w:val="ListBullet"/>
+      </w:pPr>
       <w:r>
-        <w:t>This document is the working artefact for the it incident timeline use case in the it incident domain. It is staged for a Microsoft 365 Copilot Cowork / Notebook demo and contains plausible (illustrative) figures, lists, and narratives — not real customer data. The numbers tie back to the companion spreadsheet of the same stem.</w:t>
+        <w:t>File-open latency 8-14 seconds (baseline 1-2 seconds)</w:t>
       </w:r>
     </w:p>
     <w:p>
+      <w:pPr>
+        <w:pStyle w:val="ListBullet"/>
+      </w:pPr>
       <w:r>
-        <w:t>The intended demo flow: a it incident stakeholder asks Copilot to summarise, compare, draft, or distribute the contents of this file alongside related artefacts. Cowork fans the task out into 5 parallel sub-tasks (draft Word, draft email, schedule meeting, post Teams message, build action tracker). Notebook adds it as a source and answers grounded questions across all sources.</w:t>
+        <w:t>Affecting approximately 28,000 KL HQ + KL Sentral users</w:t>
+      </w:r>
+    </w:p>
+    <w:p>
+      <w:pPr>
+        <w:pStyle w:val="ListBullet"/>
+      </w:pPr>
+      <w:r>
+        <w:t>Mobile users on cellular networks unaffected</w:t>
+      </w:r>
+    </w:p>
+    <w:p>
+      <w:pPr>
+        <w:pStyle w:val="ListBullet"/>
+      </w:pPr>
+      <w:r>
+        <w:t>Microsoft 365 service health dashboard: orange status</w:t>
       </w:r>
     </w:p>
     <w:p>
@@ -50,17 +63,361 @@
         <w:pStyle w:val="Heading1"/>
       </w:pPr>
       <w:r>
-        <w:t>2. Scenario &amp; Background</w:t>
+        <w:t>2. Timeline</w:t>
+      </w:r>
+    </w:p>
+    <w:tbl>
+      <w:tblPr>
+        <w:tblStyle w:val="LightGrid-Accent1"/>
+        <w:tblW w:type="auto" w:w="0"/>
+        <w:tblLook w:firstColumn="1" w:firstRow="1" w:lastColumn="0" w:lastRow="0" w:noHBand="0" w:noVBand="1" w:val="04A0"/>
+      </w:tblPr>
+      <w:tblGrid>
+        <w:gridCol w:w="2880"/>
+        <w:gridCol w:w="2880"/>
+        <w:gridCol w:w="2880"/>
+      </w:tblGrid>
+      <w:tr>
+        <w:tc>
+          <w:tcPr>
+            <w:tcW w:type="dxa" w:w="2880"/>
+          </w:tcPr>
+          <w:p>
+            <w:r>
+              <w:rPr>
+                <w:b/>
+              </w:rPr>
+              <w:t>Time</w:t>
+            </w:r>
+          </w:p>
+        </w:tc>
+        <w:tc>
+          <w:tcPr>
+            <w:tcW w:type="dxa" w:w="2880"/>
+          </w:tcPr>
+          <w:p>
+            <w:r>
+              <w:rPr>
+                <w:b/>
+              </w:rPr>
+              <w:t>Event</w:t>
+            </w:r>
+          </w:p>
+        </w:tc>
+        <w:tc>
+          <w:tcPr>
+            <w:tcW w:type="dxa" w:w="2880"/>
+          </w:tcPr>
+          <w:p>
+            <w:r>
+              <w:rPr>
+                <w:b/>
+              </w:rPr>
+              <w:t>Owner</w:t>
+            </w:r>
+          </w:p>
+        </w:tc>
+      </w:tr>
+      <w:tr>
+        <w:tc>
+          <w:tcPr>
+            <w:tcW w:type="dxa" w:w="2880"/>
+          </w:tcPr>
+          <w:p>
+            <w:r>
+              <w:t>09:18</w:t>
+            </w:r>
+          </w:p>
+        </w:tc>
+        <w:tc>
+          <w:tcPr>
+            <w:tcW w:type="dxa" w:w="2880"/>
+          </w:tcPr>
+          <w:p>
+            <w:r>
+              <w:t>User reports surge - 240 tickets in 12 min</w:t>
+            </w:r>
+          </w:p>
+        </w:tc>
+        <w:tc>
+          <w:tcPr>
+            <w:tcW w:type="dxa" w:w="2880"/>
+          </w:tcPr>
+          <w:p>
+            <w:r>
+              <w:t>Service Desk</w:t>
+            </w:r>
+          </w:p>
+        </w:tc>
+      </w:tr>
+      <w:tr>
+        <w:tc>
+          <w:tcPr>
+            <w:tcW w:type="dxa" w:w="2880"/>
+          </w:tcPr>
+          <w:p>
+            <w:r>
+              <w:t>09:24</w:t>
+            </w:r>
+          </w:p>
+        </w:tc>
+        <w:tc>
+          <w:tcPr>
+            <w:tcW w:type="dxa" w:w="2880"/>
+          </w:tcPr>
+          <w:p>
+            <w:r>
+              <w:t>Synthetic monitor confirms latency spike</w:t>
+            </w:r>
+          </w:p>
+        </w:tc>
+        <w:tc>
+          <w:tcPr>
+            <w:tcW w:type="dxa" w:w="2880"/>
+          </w:tcPr>
+          <w:p>
+            <w:r>
+              <w:t>NOC</w:t>
+            </w:r>
+          </w:p>
+        </w:tc>
+      </w:tr>
+      <w:tr>
+        <w:tc>
+          <w:tcPr>
+            <w:tcW w:type="dxa" w:w="2880"/>
+          </w:tcPr>
+          <w:p>
+            <w:r>
+              <w:t>09:32</w:t>
+            </w:r>
+          </w:p>
+        </w:tc>
+        <w:tc>
+          <w:tcPr>
+            <w:tcW w:type="dxa" w:w="2880"/>
+          </w:tcPr>
+          <w:p>
+            <w:r>
+              <w:t>IC engaged. Bridge opened. M365 health checked</w:t>
+            </w:r>
+          </w:p>
+        </w:tc>
+        <w:tc>
+          <w:tcPr>
+            <w:tcW w:type="dxa" w:w="2880"/>
+          </w:tcPr>
+          <w:p>
+            <w:r>
+              <w:t>Vijay</w:t>
+            </w:r>
+          </w:p>
+        </w:tc>
+      </w:tr>
+      <w:tr>
+        <w:tc>
+          <w:tcPr>
+            <w:tcW w:type="dxa" w:w="2880"/>
+          </w:tcPr>
+          <w:p>
+            <w:r>
+              <w:t>09:48</w:t>
+            </w:r>
+          </w:p>
+        </w:tc>
+        <w:tc>
+          <w:tcPr>
+            <w:tcW w:type="dxa" w:w="2880"/>
+          </w:tcPr>
+          <w:p>
+            <w:r>
+              <w:t>Network team confirms uplink saturation on KL DC ExpressRoute primary</w:t>
+            </w:r>
+          </w:p>
+        </w:tc>
+        <w:tc>
+          <w:tcPr>
+            <w:tcW w:type="dxa" w:w="2880"/>
+          </w:tcPr>
+          <w:p>
+            <w:r>
+              <w:t>Network</w:t>
+            </w:r>
+          </w:p>
+        </w:tc>
+      </w:tr>
+      <w:tr>
+        <w:tc>
+          <w:tcPr>
+            <w:tcW w:type="dxa" w:w="2880"/>
+          </w:tcPr>
+          <w:p>
+            <w:r>
+              <w:t>10:12</w:t>
+            </w:r>
+          </w:p>
+        </w:tc>
+        <w:tc>
+          <w:tcPr>
+            <w:tcW w:type="dxa" w:w="2880"/>
+          </w:tcPr>
+          <w:p>
+            <w:r>
+              <w:t>Confirmed root cause: ExpressRoute primary BGP flapping - secondary healthy</w:t>
+            </w:r>
+          </w:p>
+        </w:tc>
+        <w:tc>
+          <w:tcPr>
+            <w:tcW w:type="dxa" w:w="2880"/>
+          </w:tcPr>
+          <w:p>
+            <w:r>
+              <w:t>Network</w:t>
+            </w:r>
+          </w:p>
+        </w:tc>
+      </w:tr>
+      <w:tr>
+        <w:tc>
+          <w:tcPr>
+            <w:tcW w:type="dxa" w:w="2880"/>
+          </w:tcPr>
+          <w:p>
+            <w:r>
+              <w:t>10:18</w:t>
+            </w:r>
+          </w:p>
+        </w:tc>
+        <w:tc>
+          <w:tcPr>
+            <w:tcW w:type="dxa" w:w="2880"/>
+          </w:tcPr>
+          <w:p>
+            <w:r>
+              <w:t>Failover to ExpressRoute secondary initiated</w:t>
+            </w:r>
+          </w:p>
+        </w:tc>
+        <w:tc>
+          <w:tcPr>
+            <w:tcW w:type="dxa" w:w="2880"/>
+          </w:tcPr>
+          <w:p>
+            <w:r>
+              <w:t>Network</w:t>
+            </w:r>
+          </w:p>
+        </w:tc>
+      </w:tr>
+      <w:tr>
+        <w:tc>
+          <w:tcPr>
+            <w:tcW w:type="dxa" w:w="2880"/>
+          </w:tcPr>
+          <w:p>
+            <w:r>
+              <w:t>10:36</w:t>
+            </w:r>
+          </w:p>
+        </w:tc>
+        <w:tc>
+          <w:tcPr>
+            <w:tcW w:type="dxa" w:w="2880"/>
+          </w:tcPr>
+          <w:p>
+            <w:r>
+              <w:t>Failover complete. Latency normalising</w:t>
+            </w:r>
+          </w:p>
+        </w:tc>
+        <w:tc>
+          <w:tcPr>
+            <w:tcW w:type="dxa" w:w="2880"/>
+          </w:tcPr>
+          <w:p>
+            <w:r>
+              <w:t>Synthetic</w:t>
+            </w:r>
+          </w:p>
+        </w:tc>
+      </w:tr>
+      <w:tr>
+        <w:tc>
+          <w:tcPr>
+            <w:tcW w:type="dxa" w:w="2880"/>
+          </w:tcPr>
+          <w:p>
+            <w:r>
+              <w:t>11:04</w:t>
+            </w:r>
+          </w:p>
+        </w:tc>
+        <w:tc>
+          <w:tcPr>
+            <w:tcW w:type="dxa" w:w="2880"/>
+          </w:tcPr>
+          <w:p>
+            <w:r>
+              <w:t>User-facing latency within 1-2s baseline</w:t>
+            </w:r>
+          </w:p>
+        </w:tc>
+        <w:tc>
+          <w:tcPr>
+            <w:tcW w:type="dxa" w:w="2880"/>
+          </w:tcPr>
+          <w:p>
+            <w:r>
+              <w:t>NOC</w:t>
+            </w:r>
+          </w:p>
+        </w:tc>
+      </w:tr>
+      <w:tr>
+        <w:tc>
+          <w:tcPr>
+            <w:tcW w:type="dxa" w:w="2880"/>
+          </w:tcPr>
+          <w:p>
+            <w:r>
+              <w:t>14:32</w:t>
+            </w:r>
+          </w:p>
+        </w:tc>
+        <w:tc>
+          <w:tcPr>
+            <w:tcW w:type="dxa" w:w="2880"/>
+          </w:tcPr>
+          <w:p>
+            <w:r>
+              <w:t>Sustained stable for 3.5 hrs - incident closed</w:t>
+            </w:r>
+          </w:p>
+        </w:tc>
+        <w:tc>
+          <w:tcPr>
+            <w:tcW w:type="dxa" w:w="2880"/>
+          </w:tcPr>
+          <w:p>
+            <w:r>
+              <w:t>IC</w:t>
+            </w:r>
+          </w:p>
+        </w:tc>
+      </w:tr>
+    </w:tbl>
+    <w:p>
+      <w:pPr>
+        <w:pStyle w:val="Heading1"/>
+      </w:pPr>
+      <w:r>
+        <w:t>3. Root cause</w:t>
       </w:r>
     </w:p>
     <w:p>
       <w:r>
-        <w:t>The Group is mid-cycle on its FY2025 close and is rolling forward into FY2026 planning. The it incident portfolio has surfaced a mix of on-track lines and corrective items. This it incident timeline captures the working position on those items so the Group office, the operating committee, and (where relevant) the regulator-facing officer can align on next steps.</w:t>
-      </w:r>
-    </w:p>
-    <w:p>
-      <w:r>
-        <w:t>The team has triangulated the working dataset against three peer benchmarks and against the regulator's published thresholds for the sector. Findings carried over from the prior cycle have been re-examined to test whether the original assumptions still hold under the FY2026 base case.</w:t>
+        <w:t>Primary ExpressRoute circuit experienced BGP route flapping after carrier-side maintenance ran outside the announced window. Telco carrier RFO received. Mitigation: failover to secondary held for 7 days while primary is hard-failed and re-provisioned.</w:t>
       </w:r>
     </w:p>
     <w:p>
@@ -68,200 +425,39 @@
         <w:pStyle w:val="Heading1"/>
       </w:pPr>
       <w:r>
-        <w:t>3. Detail &amp; Working</w:t>
+        <w:t>4. Action items</w:t>
       </w:r>
     </w:p>
     <w:p>
       <w:pPr>
-        <w:pStyle w:val="Heading2"/>
+        <w:pStyle w:val="ListNumber"/>
       </w:pPr>
       <w:r>
-        <w:t>3.1 Position at end of period</w:t>
-      </w:r>
-    </w:p>
-    <w:p>
-      <w:r>
-        <w:t>The closing position by unit / segment is captured in the Incident Timeline tab of the companion workbook. Headline metrics — Sev1 Open, MTTR mins, SLA Met % — are within the agreed corridors for Network, Compute, and Storage; outside the corridor for DB and Application; and under recovery monitoring for Security.</w:t>
+        <w:t>Schedule carrier review meeting - 19 May - regarding maintenance window discipline</w:t>
       </w:r>
     </w:p>
     <w:p>
       <w:pPr>
-        <w:pStyle w:val="Heading2"/>
+        <w:pStyle w:val="ListNumber"/>
       </w:pPr>
       <w:r>
-        <w:t>3.2 Key drivers</w:t>
-      </w:r>
-    </w:p>
-    <w:p>
-      <w:r>
-        <w:t>The driver bridge (see Root-cause Bridge tab) attributes the FY25 variance to a balanced mix of volume / mix, pricing and discount discipline, cost base reset, capex re-baseline, working capital, regulatory provisions, FX and hedging, and productivity / automation. Each driver carries an owner and a status (on-track / at-risk / behind / recovered / mitigated).</w:t>
+        <w:t>Stand up 3rd ExpressRoute circuit for true diversity by Q3 FY2026</w:t>
       </w:r>
     </w:p>
     <w:p>
       <w:pPr>
-        <w:pStyle w:val="Heading2"/>
+        <w:pStyle w:val="ListNumber"/>
       </w:pPr>
       <w:r>
-        <w:t>3.3 Sensitivities and assumptions</w:t>
-      </w:r>
-    </w:p>
-    <w:p>
-      <w:r>
-        <w:t>The base case assumes FY2026 macro inputs hold within plus/minus 50 basis points of the current corridor. The upside and downside scenarios stress the headline metrics by plus/minus two corridors and re-test the recovery plan owners against the stressed position. Key sensitivities: rate path, FX MYR/USD, commodity benchmarks, regulator timing, and customer concentration.</w:t>
+        <w:t>Update DR runbook to reflect new failover steps</w:t>
       </w:r>
     </w:p>
     <w:p>
       <w:pPr>
-        <w:pStyle w:val="Heading2"/>
+        <w:pStyle w:val="ListNumber"/>
       </w:pPr>
       <w:r>
-        <w:t>3.4 Open issues and unknowns</w:t>
-      </w:r>
-    </w:p>
-    <w:p>
-      <w:r>
-        <w:t>The watchlist (see Resolution Tracker tab) tracks 14 indicators flagged in the prior review. Eight are on-track, four are within five points of the threshold (watch), and two have breached and triggered the escalation protocol. Owners and remediation dates are recorded against each item.</w:t>
-      </w:r>
-    </w:p>
-    <w:p>
-      <w:pPr>
-        <w:pStyle w:val="Heading1"/>
-      </w:pPr>
-      <w:r>
-        <w:t>4. Recommended Actions</w:t>
-      </w:r>
-    </w:p>
-    <w:p>
-      <w:pPr>
-        <w:pStyle w:val="ListBullet"/>
-      </w:pPr>
-      <w:r>
-        <w:t>Confirm the it incident timeline narrative with the IT Incident CFO before the Board cut-off.</w:t>
-      </w:r>
-    </w:p>
-    <w:p>
-      <w:pPr>
-        <w:pStyle w:val="ListBullet"/>
-      </w:pPr>
-      <w:r>
-        <w:t>Lock the assumption set for the recovery plan and circulate to the division MDs for sign-off.</w:t>
-      </w:r>
-    </w:p>
-    <w:p>
-      <w:pPr>
-        <w:pStyle w:val="ListBullet"/>
-      </w:pPr>
-      <w:r>
-        <w:t>Pre-brief the regulator-facing officer on the 30/60/90-day commitments.</w:t>
-      </w:r>
-    </w:p>
-    <w:p>
-      <w:pPr>
-        <w:pStyle w:val="ListBullet"/>
-      </w:pPr>
-      <w:r>
-        <w:t>Schedule the cross-functional review with risk, legal, IR, and procurement.</w:t>
-      </w:r>
-    </w:p>
-    <w:p>
-      <w:pPr>
-        <w:pStyle w:val="ListBullet"/>
-      </w:pPr>
-      <w:r>
-        <w:t>Capture decisions in the Group decision log with named owners, due dates, and tracking links.</w:t>
-      </w:r>
-    </w:p>
-    <w:p>
-      <w:pPr>
-        <w:pStyle w:val="ListBullet"/>
-      </w:pPr>
-      <w:r>
-        <w:t>Stand up a 5-day Cowork sprint to publish the variance brief, lender holding lines, IR Q&amp;A pack, and ExCo update.</w:t>
-      </w:r>
-    </w:p>
-    <w:p>
-      <w:pPr>
-        <w:pStyle w:val="Heading1"/>
-      </w:pPr>
-      <w:r>
-        <w:t>5. Appendix — Working dataset units</w:t>
-      </w:r>
-    </w:p>
-    <w:p>
-      <w:pPr>
-        <w:pStyle w:val="ListBullet"/>
-      </w:pPr>
-      <w:r>
-        <w:t>Network</w:t>
-      </w:r>
-    </w:p>
-    <w:p>
-      <w:pPr>
-        <w:pStyle w:val="ListBullet"/>
-      </w:pPr>
-      <w:r>
-        <w:t>Compute</w:t>
-      </w:r>
-    </w:p>
-    <w:p>
-      <w:pPr>
-        <w:pStyle w:val="ListBullet"/>
-      </w:pPr>
-      <w:r>
-        <w:t>Storage</w:t>
-      </w:r>
-    </w:p>
-    <w:p>
-      <w:pPr>
-        <w:pStyle w:val="ListBullet"/>
-      </w:pPr>
-      <w:r>
-        <w:t>DB</w:t>
-      </w:r>
-    </w:p>
-    <w:p>
-      <w:pPr>
-        <w:pStyle w:val="ListBullet"/>
-      </w:pPr>
-      <w:r>
-        <w:t>Application</w:t>
-      </w:r>
-    </w:p>
-    <w:p>
-      <w:pPr>
-        <w:pStyle w:val="ListBullet"/>
-      </w:pPr>
-      <w:r>
-        <w:t>Security</w:t>
-      </w:r>
-    </w:p>
-    <w:p>
-      <w:pPr>
-        <w:pStyle w:val="ListBullet"/>
-      </w:pPr>
-      <w:r>
-        <w:t>Cloud</w:t>
-      </w:r>
-    </w:p>
-    <w:p>
-      <w:pPr>
-        <w:pStyle w:val="ListBullet"/>
-      </w:pPr>
-      <w:r>
-        <w:t>Total</w:t>
-      </w:r>
-    </w:p>
-    <w:p>
-      <w:pPr>
-        <w:pStyle w:val="Heading1"/>
-      </w:pPr>
-      <w:r>
-        <w:t>6. Sign-off &amp; Distribution</w:t>
-      </w:r>
-    </w:p>
-    <w:p>
-      <w:r>
-        <w:t>Prepared by: IT Incident Office  ·  Reviewed by: CFO  ·  Approved by: CEO  ·  Distributed to: Board, ExCo, Risk Committee, IR, Group Strategy.</w:t>
+        <w:t>Communicate to user community on Yammer + Viva Engage</w:t>
       </w:r>
     </w:p>
     <w:sectPr>
@@ -637,6 +833,10 @@
     <w:name w:val="Normal"/>
     <w:qFormat/>
     <w:rsid w:val="00FC693F"/>
+    <w:rPr>
+      <w:rFonts w:ascii="Aptos" w:hAnsi="Aptos"/>
+      <w:sz w:val="22"/>
+    </w:rPr>
   </w:style>
   <w:style w:type="paragraph" w:styleId="Header">
     <w:name w:val="header"/>

--- a/files/IT_Incident_Timeline.docx
+++ b/files/IT_Incident_Timeline.docx
@@ -4,66 +4,231 @@
   <w:body>
     <w:p>
       <w:pPr>
-        <w:pStyle w:val="Title"/>
+        <w:jc w:val="left"/>
       </w:pPr>
       <w:r>
         <w:rPr>
-          <w:color w:val="1F4E78"/>
+          <w:b/>
+          <w:color w:val="6B7280"/>
+          <w:sz w:val="18"/>
         </w:rPr>
-        <w:t>IT Incident Timeline - INC-2026-194 - SharePoint Online Slow Performance</w:t>
-      </w:r>
-    </w:p>
-    <w:p>
-      <w:r>
-        <w:t>Incident: INC-2026-194 | Severity: P3 (productivity degradation) | Detected: 13-May-2026 09:18 | Closed: 13-May-2026 14:32 | IC: Vijay Subramaniam (Service Mgr - Modern Work)</w:t>
+        <w:t>ZAVA CONGLOMERATE</w:t>
       </w:r>
     </w:p>
     <w:p>
       <w:pPr>
-        <w:pStyle w:val="Heading1"/>
+        <w:spacing w:after="40"/>
       </w:pPr>
       <w:r>
-        <w:t>1. Symptoms</w:t>
+        <w:rPr>
+          <w:b/>
+          <w:color w:val="1F2D55"/>
+          <w:sz w:val="44"/>
+        </w:rPr>
+        <w:t>IT Incident Timeline</w:t>
       </w:r>
     </w:p>
     <w:p>
       <w:pPr>
-        <w:pStyle w:val="ListBullet"/>
+        <w:spacing w:after="200"/>
       </w:pPr>
       <w:r>
-        <w:t>File-open latency 8-14 seconds (baseline 1-2 seconds)</w:t>
+        <w:rPr>
+          <w:i/>
+          <w:color w:val="4B5B7C"/>
+          <w:sz w:val="22"/>
+        </w:rPr>
+        <w:t>Incident Postmortem · Restricted</w:t>
       </w:r>
     </w:p>
     <w:p>
       <w:pPr>
-        <w:pStyle w:val="ListBullet"/>
+        <w:spacing w:after="40"/>
       </w:pPr>
       <w:r>
-        <w:t>Affecting approximately 28,000 KL HQ + KL Sentral users</w:t>
+        <w:rPr>
+          <w:b/>
+          <w:color w:val="1F2D55"/>
+          <w:sz w:val="20"/>
+        </w:rPr>
+        <w:t xml:space="preserve">Incident reference:  </w:t>
+      </w:r>
+      <w:r>
+        <w:rPr>
+          <w:sz w:val="20"/>
+        </w:rPr>
+        <w:t>INC-2025-5933</w:t>
       </w:r>
     </w:p>
     <w:p>
       <w:pPr>
-        <w:pStyle w:val="ListBullet"/>
+        <w:spacing w:after="40"/>
       </w:pPr>
       <w:r>
-        <w:t>Mobile users on cellular networks unaffected</w:t>
+        <w:rPr>
+          <w:b/>
+          <w:color w:val="1F2D55"/>
+          <w:sz w:val="20"/>
+        </w:rPr>
+        <w:t xml:space="preserve">Severity:  </w:t>
+      </w:r>
+      <w:r>
+        <w:rPr>
+          <w:sz w:val="20"/>
+        </w:rPr>
+        <w:t>Sev-2 (Major)</w:t>
       </w:r>
     </w:p>
     <w:p>
       <w:pPr>
-        <w:pStyle w:val="ListBullet"/>
+        <w:spacing w:after="40"/>
       </w:pPr>
       <w:r>
-        <w:t>Microsoft 365 service health dashboard: orange status</w:t>
+        <w:rPr>
+          <w:b/>
+          <w:color w:val="1F2D55"/>
+          <w:sz w:val="20"/>
+        </w:rPr>
+        <w:t xml:space="preserve">Detected:  </w:t>
+      </w:r>
+      <w:r>
+        <w:rPr>
+          <w:sz w:val="20"/>
+        </w:rPr>
+        <w:t>29 April 2026 · 02:14 KLT</w:t>
       </w:r>
     </w:p>
     <w:p>
       <w:pPr>
-        <w:pStyle w:val="Heading1"/>
+        <w:spacing w:after="40"/>
       </w:pPr>
       <w:r>
-        <w:t>2. Timeline</w:t>
+        <w:rPr>
+          <w:b/>
+          <w:color w:val="1F2D55"/>
+          <w:sz w:val="20"/>
+        </w:rPr>
+        <w:t xml:space="preserve">Resolved:  </w:t>
+      </w:r>
+      <w:r>
+        <w:rPr>
+          <w:sz w:val="20"/>
+        </w:rPr>
+        <w:t>02 May 2026 · 08:47 KLT</w:t>
+      </w:r>
+    </w:p>
+    <w:p>
+      <w:pPr>
+        <w:spacing w:after="40"/>
+      </w:pPr>
+      <w:r>
+        <w:rPr>
+          <w:b/>
+          <w:color w:val="1F2D55"/>
+          <w:sz w:val="20"/>
+        </w:rPr>
+        <w:t xml:space="preserve">Duration:  </w:t>
+      </w:r>
+      <w:r>
+        <w:rPr>
+          <w:sz w:val="20"/>
+        </w:rPr>
+        <w:t>8 hours 53 minutes</w:t>
+      </w:r>
+    </w:p>
+    <w:p>
+      <w:pPr>
+        <w:spacing w:after="40"/>
+      </w:pPr>
+      <w:r>
+        <w:rPr>
+          <w:b/>
+          <w:color w:val="1F2D55"/>
+          <w:sz w:val="20"/>
+        </w:rPr>
+        <w:t xml:space="preserve">Incident commander:  </w:t>
+      </w:r>
+      <w:r>
+        <w:rPr>
+          <w:sz w:val="20"/>
+        </w:rPr>
+        <w:t>Mod Admin (Group Strategy Director)</w:t>
+      </w:r>
+    </w:p>
+    <w:p>
+      <w:pPr>
+        <w:spacing w:after="40"/>
+      </w:pPr>
+      <w:r>
+        <w:rPr>
+          <w:b/>
+          <w:color w:val="1F2D55"/>
+          <w:sz w:val="20"/>
+        </w:rPr>
+        <w:t xml:space="preserve">Tech lead:  </w:t>
+      </w:r>
+      <w:r>
+        <w:rPr>
+          <w:sz w:val="20"/>
+        </w:rPr>
+        <w:t>Ahmad Faizal (Head of Platform Engineering)</w:t>
+      </w:r>
+    </w:p>
+    <w:p>
+      <w:pPr>
+        <w:spacing w:after="40"/>
+      </w:pPr>
+      <w:r>
+        <w:rPr>
+          <w:b/>
+          <w:color w:val="1F2D55"/>
+          <w:sz w:val="20"/>
+        </w:rPr>
+        <w:t xml:space="preserve">Source file:  </w:t>
+      </w:r>
+      <w:r>
+        <w:rPr>
+          <w:sz w:val="20"/>
+        </w:rPr>
+        <w:t>IT_Incident_Timeline.docx</w:t>
+      </w:r>
+    </w:p>
+    <w:p>
+      <w:pPr>
+        <w:spacing w:before="240" w:after="80"/>
+      </w:pPr>
+      <w:r>
+        <w:rPr>
+          <w:b/>
+          <w:color w:val="1F2D55"/>
+          <w:sz w:val="26"/>
+        </w:rPr>
+        <w:t>Executive summary</w:t>
+      </w:r>
+    </w:p>
+    <w:p>
+      <w:pPr>
+        <w:spacing w:after="80"/>
+      </w:pPr>
+      <w:r>
+        <w:rPr>
+          <w:i w:val="0"/>
+          <w:sz w:val="20"/>
+        </w:rPr>
+        <w:t>On the date indicated above, a Sev-2 incident affected the SAP S/4HANA Finance platform between 02:14 and 08:47 KLT. Impact was limited to internal users (close-period processing and approvals); no customer-facing systems were affected. Root cause was identified as a misconfiguration during the scheduled maintenance window combined with an undocumented dependency in the approval-routing service. Six follow-up actions have been agreed; three are complete; three are tracked to closure by 30 June 2026.</w:t>
+      </w:r>
+    </w:p>
+    <w:p>
+      <w:pPr>
+        <w:spacing w:before="240" w:after="80"/>
+      </w:pPr>
+      <w:r>
+        <w:rPr>
+          <w:b/>
+          <w:color w:val="1F2D55"/>
+          <w:sz w:val="26"/>
+        </w:rPr>
+        <w:t>Timeline</w:t>
       </w:r>
     </w:p>
     <w:tbl>
@@ -81,24 +246,30 @@
         <w:tc>
           <w:tcPr>
             <w:tcW w:type="dxa" w:w="2880"/>
+            <w:shd w:val="clear" w:color="auto" w:fill="1F2D55"/>
           </w:tcPr>
           <w:p>
             <w:r>
               <w:rPr>
                 <w:b/>
+                <w:color w:val="FFFFFF"/>
+                <w:sz w:val="18"/>
               </w:rPr>
-              <w:t>Time</w:t>
+              <w:t>Time (KLT)</w:t>
             </w:r>
           </w:p>
         </w:tc>
         <w:tc>
           <w:tcPr>
             <w:tcW w:type="dxa" w:w="2880"/>
+            <w:shd w:val="clear" w:color="auto" w:fill="1F2D55"/>
           </w:tcPr>
           <w:p>
             <w:r>
               <w:rPr>
                 <w:b/>
+                <w:color w:val="FFFFFF"/>
+                <w:sz w:val="18"/>
               </w:rPr>
               <w:t>Event</w:t>
             </w:r>
@@ -107,11 +278,14 @@
         <w:tc>
           <w:tcPr>
             <w:tcW w:type="dxa" w:w="2880"/>
+            <w:shd w:val="clear" w:color="auto" w:fill="1F2D55"/>
           </w:tcPr>
           <w:p>
             <w:r>
               <w:rPr>
                 <w:b/>
+                <w:color w:val="FFFFFF"/>
+                <w:sz w:val="18"/>
               </w:rPr>
               <w:t>Owner</w:t>
             </w:r>
@@ -125,7 +299,10 @@
           </w:tcPr>
           <w:p>
             <w:r>
-              <w:t>09:18</w:t>
+              <w:rPr>
+                <w:sz w:val="18"/>
+              </w:rPr>
+              <w:t>02:14</w:t>
             </w:r>
           </w:p>
         </w:tc>
@@ -135,7 +312,10 @@
           </w:tcPr>
           <w:p>
             <w:r>
-              <w:t>User reports surge - 240 tickets in 12 min</w:t>
+              <w:rPr>
+                <w:sz w:val="18"/>
+              </w:rPr>
+              <w:t>Monitoring alert triggered: approval-routing service 4xx error spike.</w:t>
             </w:r>
           </w:p>
         </w:tc>
@@ -145,7 +325,10 @@
           </w:tcPr>
           <w:p>
             <w:r>
-              <w:t>Service Desk</w:t>
+              <w:rPr>
+                <w:sz w:val="18"/>
+              </w:rPr>
+              <w:t>Platform Eng on-call</w:t>
             </w:r>
           </w:p>
         </w:tc>
@@ -157,7 +340,10 @@
           </w:tcPr>
           <w:p>
             <w:r>
-              <w:t>09:24</w:t>
+              <w:rPr>
+                <w:sz w:val="18"/>
+              </w:rPr>
+              <w:t>02:18</w:t>
             </w:r>
           </w:p>
         </w:tc>
@@ -167,7 +353,10 @@
           </w:tcPr>
           <w:p>
             <w:r>
-              <w:t>Synthetic monitor confirms latency spike</w:t>
+              <w:rPr>
+                <w:sz w:val="18"/>
+              </w:rPr>
+              <w:t>On-call engineer paged; investigation begun.</w:t>
             </w:r>
           </w:p>
         </w:tc>
@@ -177,7 +366,10 @@
           </w:tcPr>
           <w:p>
             <w:r>
-              <w:t>NOC</w:t>
+              <w:rPr>
+                <w:sz w:val="18"/>
+              </w:rPr>
+              <w:t>Ahmad Faizal</w:t>
             </w:r>
           </w:p>
         </w:tc>
@@ -189,7 +381,10 @@
           </w:tcPr>
           <w:p>
             <w:r>
-              <w:t>09:32</w:t>
+              <w:rPr>
+                <w:sz w:val="18"/>
+              </w:rPr>
+              <w:t>02:33</w:t>
             </w:r>
           </w:p>
         </w:tc>
@@ -199,7 +394,10 @@
           </w:tcPr>
           <w:p>
             <w:r>
-              <w:t>IC engaged. Bridge opened. M365 health checked</w:t>
+              <w:rPr>
+                <w:sz w:val="18"/>
+              </w:rPr>
+              <w:t>Initial hypothesis: post-maintenance config drift.</w:t>
             </w:r>
           </w:p>
         </w:tc>
@@ -209,7 +407,10 @@
           </w:tcPr>
           <w:p>
             <w:r>
-              <w:t>Vijay</w:t>
+              <w:rPr>
+                <w:sz w:val="18"/>
+              </w:rPr>
+              <w:t>Platform Eng</w:t>
             </w:r>
           </w:p>
         </w:tc>
@@ -221,7 +422,10 @@
           </w:tcPr>
           <w:p>
             <w:r>
-              <w:t>09:48</w:t>
+              <w:rPr>
+                <w:sz w:val="18"/>
+              </w:rPr>
+              <w:t>02:41</w:t>
             </w:r>
           </w:p>
         </w:tc>
@@ -231,7 +435,10 @@
           </w:tcPr>
           <w:p>
             <w:r>
-              <w:t>Network team confirms uplink saturation on KL DC ExpressRoute primary</w:t>
+              <w:rPr>
+                <w:sz w:val="18"/>
+              </w:rPr>
+              <w:t>Sev-2 declared; war-room opened (Teams + bridge).</w:t>
             </w:r>
           </w:p>
         </w:tc>
@@ -241,7 +448,10 @@
           </w:tcPr>
           <w:p>
             <w:r>
-              <w:t>Network</w:t>
+              <w:rPr>
+                <w:sz w:val="18"/>
+              </w:rPr>
+              <w:t>Incident Commander</w:t>
             </w:r>
           </w:p>
         </w:tc>
@@ -253,7 +463,10 @@
           </w:tcPr>
           <w:p>
             <w:r>
-              <w:t>10:12</w:t>
+              <w:rPr>
+                <w:sz w:val="18"/>
+              </w:rPr>
+              <w:t>02:55</w:t>
             </w:r>
           </w:p>
         </w:tc>
@@ -263,7 +476,10 @@
           </w:tcPr>
           <w:p>
             <w:r>
-              <w:t>Confirmed root cause: ExpressRoute primary BGP flapping - secondary healthy</w:t>
+              <w:rPr>
+                <w:sz w:val="18"/>
+              </w:rPr>
+              <w:t>User communication issued to Finance distribution list.</w:t>
             </w:r>
           </w:p>
         </w:tc>
@@ -273,7 +489,10 @@
           </w:tcPr>
           <w:p>
             <w:r>
-              <w:t>Network</w:t>
+              <w:rPr>
+                <w:sz w:val="18"/>
+              </w:rPr>
+              <w:t>Comms lead</w:t>
             </w:r>
           </w:p>
         </w:tc>
@@ -285,7 +504,10 @@
           </w:tcPr>
           <w:p>
             <w:r>
-              <w:t>10:18</w:t>
+              <w:rPr>
+                <w:sz w:val="18"/>
+              </w:rPr>
+              <w:t>03:24</w:t>
             </w:r>
           </w:p>
         </w:tc>
@@ -295,7 +517,10 @@
           </w:tcPr>
           <w:p>
             <w:r>
-              <w:t>Failover to ExpressRoute secondary initiated</w:t>
+              <w:rPr>
+                <w:sz w:val="18"/>
+              </w:rPr>
+              <w:t>Root cause confirmed: routing table missing entry post-deploy.</w:t>
             </w:r>
           </w:p>
         </w:tc>
@@ -305,7 +530,10 @@
           </w:tcPr>
           <w:p>
             <w:r>
-              <w:t>Network</w:t>
+              <w:rPr>
+                <w:sz w:val="18"/>
+              </w:rPr>
+              <w:t>Platform Eng</w:t>
             </w:r>
           </w:p>
         </w:tc>
@@ -317,7 +545,10 @@
           </w:tcPr>
           <w:p>
             <w:r>
-              <w:t>10:36</w:t>
+              <w:rPr>
+                <w:sz w:val="18"/>
+              </w:rPr>
+              <w:t>04:02</w:t>
             </w:r>
           </w:p>
         </w:tc>
@@ -327,7 +558,10 @@
           </w:tcPr>
           <w:p>
             <w:r>
-              <w:t>Failover complete. Latency normalising</w:t>
+              <w:rPr>
+                <w:sz w:val="18"/>
+              </w:rPr>
+              <w:t>Hotfix attempted (Plan A) — partial restoration.</w:t>
             </w:r>
           </w:p>
         </w:tc>
@@ -337,7 +571,10 @@
           </w:tcPr>
           <w:p>
             <w:r>
-              <w:t>Synthetic</w:t>
+              <w:rPr>
+                <w:sz w:val="18"/>
+              </w:rPr>
+              <w:t>Platform Eng</w:t>
             </w:r>
           </w:p>
         </w:tc>
@@ -349,7 +586,10 @@
           </w:tcPr>
           <w:p>
             <w:r>
-              <w:t>11:04</w:t>
+              <w:rPr>
+                <w:sz w:val="18"/>
+              </w:rPr>
+              <w:t>05:14</w:t>
             </w:r>
           </w:p>
         </w:tc>
@@ -359,7 +599,10 @@
           </w:tcPr>
           <w:p>
             <w:r>
-              <w:t>User-facing latency within 1-2s baseline</w:t>
+              <w:rPr>
+                <w:sz w:val="18"/>
+              </w:rPr>
+              <w:t>Plan A rolled back; Plan B (config replay) initiated.</w:t>
             </w:r>
           </w:p>
         </w:tc>
@@ -369,7 +612,10 @@
           </w:tcPr>
           <w:p>
             <w:r>
-              <w:t>NOC</w:t>
+              <w:rPr>
+                <w:sz w:val="18"/>
+              </w:rPr>
+              <w:t>Platform Eng</w:t>
             </w:r>
           </w:p>
         </w:tc>
@@ -381,7 +627,10 @@
           </w:tcPr>
           <w:p>
             <w:r>
-              <w:t>14:32</w:t>
+              <w:rPr>
+                <w:sz w:val="18"/>
+              </w:rPr>
+              <w:t>06:38</w:t>
             </w:r>
           </w:p>
         </w:tc>
@@ -391,7 +640,10 @@
           </w:tcPr>
           <w:p>
             <w:r>
-              <w:t>Sustained stable for 3.5 hrs - incident closed</w:t>
+              <w:rPr>
+                <w:sz w:val="18"/>
+              </w:rPr>
+              <w:t>Plan B applied; routing service nominal.</w:t>
             </w:r>
           </w:p>
         </w:tc>
@@ -401,7 +653,174 @@
           </w:tcPr>
           <w:p>
             <w:r>
-              <w:t>IC</w:t>
+              <w:rPr>
+                <w:sz w:val="18"/>
+              </w:rPr>
+              <w:t>Platform Eng</w:t>
+            </w:r>
+          </w:p>
+        </w:tc>
+      </w:tr>
+      <w:tr>
+        <w:tc>
+          <w:tcPr>
+            <w:tcW w:type="dxa" w:w="2880"/>
+          </w:tcPr>
+          <w:p>
+            <w:r>
+              <w:rPr>
+                <w:sz w:val="18"/>
+              </w:rPr>
+              <w:t>07:12</w:t>
+            </w:r>
+          </w:p>
+        </w:tc>
+        <w:tc>
+          <w:tcPr>
+            <w:tcW w:type="dxa" w:w="2880"/>
+          </w:tcPr>
+          <w:p>
+            <w:r>
+              <w:rPr>
+                <w:sz w:val="18"/>
+              </w:rPr>
+              <w:t>Smoke tests pass on approval-routing.</w:t>
+            </w:r>
+          </w:p>
+        </w:tc>
+        <w:tc>
+          <w:tcPr>
+            <w:tcW w:type="dxa" w:w="2880"/>
+          </w:tcPr>
+          <w:p>
+            <w:r>
+              <w:rPr>
+                <w:sz w:val="18"/>
+              </w:rPr>
+              <w:t>QA on-call</w:t>
+            </w:r>
+          </w:p>
+        </w:tc>
+      </w:tr>
+      <w:tr>
+        <w:tc>
+          <w:tcPr>
+            <w:tcW w:type="dxa" w:w="2880"/>
+          </w:tcPr>
+          <w:p>
+            <w:r>
+              <w:rPr>
+                <w:sz w:val="18"/>
+              </w:rPr>
+              <w:t>08:00</w:t>
+            </w:r>
+          </w:p>
+        </w:tc>
+        <w:tc>
+          <w:tcPr>
+            <w:tcW w:type="dxa" w:w="2880"/>
+          </w:tcPr>
+          <w:p>
+            <w:r>
+              <w:rPr>
+                <w:sz w:val="18"/>
+              </w:rPr>
+              <w:t>User communication issued: 'service restored, please re-submit pending approvals'.</w:t>
+            </w:r>
+          </w:p>
+        </w:tc>
+        <w:tc>
+          <w:tcPr>
+            <w:tcW w:type="dxa" w:w="2880"/>
+          </w:tcPr>
+          <w:p>
+            <w:r>
+              <w:rPr>
+                <w:sz w:val="18"/>
+              </w:rPr>
+              <w:t>Comms lead</w:t>
+            </w:r>
+          </w:p>
+        </w:tc>
+      </w:tr>
+      <w:tr>
+        <w:tc>
+          <w:tcPr>
+            <w:tcW w:type="dxa" w:w="2880"/>
+          </w:tcPr>
+          <w:p>
+            <w:r>
+              <w:rPr>
+                <w:sz w:val="18"/>
+              </w:rPr>
+              <w:t>08:47</w:t>
+            </w:r>
+          </w:p>
+        </w:tc>
+        <w:tc>
+          <w:tcPr>
+            <w:tcW w:type="dxa" w:w="2880"/>
+          </w:tcPr>
+          <w:p>
+            <w:r>
+              <w:rPr>
+                <w:sz w:val="18"/>
+              </w:rPr>
+              <w:t>Incident formally closed; postmortem scheduled.</w:t>
+            </w:r>
+          </w:p>
+        </w:tc>
+        <w:tc>
+          <w:tcPr>
+            <w:tcW w:type="dxa" w:w="2880"/>
+          </w:tcPr>
+          <w:p>
+            <w:r>
+              <w:rPr>
+                <w:sz w:val="18"/>
+              </w:rPr>
+              <w:t>Incident Commander</w:t>
+            </w:r>
+          </w:p>
+        </w:tc>
+      </w:tr>
+      <w:tr>
+        <w:tc>
+          <w:tcPr>
+            <w:tcW w:type="dxa" w:w="2880"/>
+          </w:tcPr>
+          <w:p>
+            <w:r>
+              <w:rPr>
+                <w:sz w:val="18"/>
+              </w:rPr>
+              <w:t>10:30</w:t>
+            </w:r>
+          </w:p>
+        </w:tc>
+        <w:tc>
+          <w:tcPr>
+            <w:tcW w:type="dxa" w:w="2880"/>
+          </w:tcPr>
+          <w:p>
+            <w:r>
+              <w:rPr>
+                <w:sz w:val="18"/>
+              </w:rPr>
+              <w:t>Postmortem held (this document).</w:t>
+            </w:r>
+          </w:p>
+        </w:tc>
+        <w:tc>
+          <w:tcPr>
+            <w:tcW w:type="dxa" w:w="2880"/>
+          </w:tcPr>
+          <w:p>
+            <w:r>
+              <w:rPr>
+                <w:sz w:val="18"/>
+              </w:rPr>
+              <w:t>Mod Admin</w:t>
             </w:r>
           </w:p>
         </w:tc>
@@ -409,55 +828,795 @@
     </w:tbl>
     <w:p>
       <w:pPr>
-        <w:pStyle w:val="Heading1"/>
+        <w:spacing w:before="240" w:after="80"/>
       </w:pPr>
       <w:r>
-        <w:t>3. Root cause</w:t>
-      </w:r>
-    </w:p>
-    <w:p>
-      <w:r>
-        <w:t>Primary ExpressRoute circuit experienced BGP route flapping after carrier-side maintenance ran outside the announced window. Telco carrier RFO received. Mitigation: failover to secondary held for 7 days while primary is hard-failed and re-provisioned.</w:t>
+        <w:rPr>
+          <w:b/>
+          <w:color w:val="1F2D55"/>
+          <w:sz w:val="26"/>
+        </w:rPr>
+        <w:t>Impact</w:t>
       </w:r>
     </w:p>
     <w:p>
       <w:pPr>
-        <w:pStyle w:val="Heading1"/>
+        <w:pStyle w:val="ListBullet"/>
+        <w:spacing w:after="40"/>
       </w:pPr>
       <w:r>
-        <w:t>4. Action items</w:t>
+        <w:rPr>
+          <w:sz w:val="20"/>
+        </w:rPr>
+        <w:t>Internal users affected: ~340 Finance/Procurement users in MY and ID.</w:t>
       </w:r>
     </w:p>
     <w:p>
       <w:pPr>
-        <w:pStyle w:val="ListNumber"/>
+        <w:pStyle w:val="ListBullet"/>
+        <w:spacing w:after="40"/>
       </w:pPr>
       <w:r>
-        <w:t>Schedule carrier review meeting - 19 May - regarding maintenance window discipline</w:t>
+        <w:rPr>
+          <w:sz w:val="20"/>
+        </w:rPr>
+        <w:t>Transactions delayed: 47 approval workflows; all replayed successfully post-restoration.</w:t>
       </w:r>
     </w:p>
     <w:p>
       <w:pPr>
-        <w:pStyle w:val="ListNumber"/>
+        <w:pStyle w:val="ListBullet"/>
+        <w:spacing w:after="40"/>
       </w:pPr>
       <w:r>
-        <w:t>Stand up 3rd ExpressRoute circuit for true diversity by Q3 FY2026</w:t>
+        <w:rPr>
+          <w:sz w:val="20"/>
+        </w:rPr>
+        <w:t>Financial impact: estimated MYR 18-24k in productivity loss; no revenue impact.</w:t>
       </w:r>
     </w:p>
     <w:p>
       <w:pPr>
-        <w:pStyle w:val="ListNumber"/>
+        <w:pStyle w:val="ListBullet"/>
+        <w:spacing w:after="40"/>
       </w:pPr>
       <w:r>
-        <w:t>Update DR runbook to reflect new failover steps</w:t>
+        <w:rPr>
+          <w:sz w:val="20"/>
+        </w:rPr>
+        <w:t>Regulatory impact: none (no customer-facing systems affected).</w:t>
       </w:r>
     </w:p>
     <w:p>
       <w:pPr>
-        <w:pStyle w:val="ListNumber"/>
+        <w:pStyle w:val="ListBullet"/>
+        <w:spacing w:after="40"/>
       </w:pPr>
       <w:r>
-        <w:t>Communicate to user community on Yammer + Viva Engage</w:t>
+        <w:rPr>
+          <w:sz w:val="20"/>
+        </w:rPr>
+        <w:t>Customer impact: none.</w:t>
+      </w:r>
+    </w:p>
+    <w:p>
+      <w:pPr>
+        <w:spacing w:before="240" w:after="80"/>
+      </w:pPr>
+      <w:r>
+        <w:rPr>
+          <w:b/>
+          <w:color w:val="1F2D55"/>
+          <w:sz w:val="26"/>
+        </w:rPr>
+        <w:t>Root cause</w:t>
+      </w:r>
+    </w:p>
+    <w:p>
+      <w:pPr>
+        <w:spacing w:after="80"/>
+      </w:pPr>
+      <w:r>
+        <w:rPr>
+          <w:i w:val="0"/>
+          <w:sz w:val="20"/>
+        </w:rPr>
+        <w:t>The scheduled maintenance window included a deploy of the approval-routing service version 2.18.4. The deploy succeeded technically. However, the routing table for the 'finance approval' workflow had an undocumented dependency on a configuration row that was reset during the deploy. The smoke-test plan covered the happy-path workflow but did not include the specific approval-type that triggered the failure.</w:t>
+      </w:r>
+    </w:p>
+    <w:p>
+      <w:pPr>
+        <w:spacing w:before="240" w:after="80"/>
+      </w:pPr>
+      <w:r>
+        <w:rPr>
+          <w:b/>
+          <w:color w:val="1F2D55"/>
+          <w:sz w:val="26"/>
+        </w:rPr>
+        <w:t>Contributing factors</w:t>
+      </w:r>
+    </w:p>
+    <w:p>
+      <w:pPr>
+        <w:pStyle w:val="ListBullet"/>
+        <w:spacing w:after="40"/>
+      </w:pPr>
+      <w:r>
+        <w:rPr>
+          <w:sz w:val="20"/>
+        </w:rPr>
+        <w:t>Documentation gap: dependency on routing-table row not documented in the runbook.</w:t>
+      </w:r>
+    </w:p>
+    <w:p>
+      <w:pPr>
+        <w:pStyle w:val="ListBullet"/>
+        <w:spacing w:after="40"/>
+      </w:pPr>
+      <w:r>
+        <w:rPr>
+          <w:sz w:val="20"/>
+        </w:rPr>
+        <w:t>Smoke-test coverage: did not exercise the failing workflow path.</w:t>
+      </w:r>
+    </w:p>
+    <w:p>
+      <w:pPr>
+        <w:pStyle w:val="ListBullet"/>
+        <w:spacing w:after="40"/>
+      </w:pPr>
+      <w:r>
+        <w:rPr>
+          <w:sz w:val="20"/>
+        </w:rPr>
+        <w:t>Alerting maturity: detection was prompt but initial triage took 19 minutes — opportunity to compress.</w:t>
+      </w:r>
+    </w:p>
+    <w:p>
+      <w:pPr>
+        <w:pStyle w:val="ListBullet"/>
+        <w:spacing w:after="40"/>
+      </w:pPr>
+      <w:r>
+        <w:rPr>
+          <w:sz w:val="20"/>
+        </w:rPr>
+        <w:t>Communication: first user comms went out 41 minutes after detection — target is 15 minutes.</w:t>
+      </w:r>
+    </w:p>
+    <w:p>
+      <w:pPr>
+        <w:spacing w:before="240" w:after="80"/>
+      </w:pPr>
+      <w:r>
+        <w:rPr>
+          <w:b/>
+          <w:color w:val="1F2D55"/>
+          <w:sz w:val="26"/>
+        </w:rPr>
+        <w:t>Actions and ownership</w:t>
+      </w:r>
+    </w:p>
+    <w:tbl>
+      <w:tblPr>
+        <w:tblStyle w:val="LightGrid-Accent1"/>
+        <w:tblW w:type="auto" w:w="0"/>
+        <w:tblLook w:firstColumn="1" w:firstRow="1" w:lastColumn="0" w:lastRow="0" w:noHBand="0" w:noVBand="1" w:val="04A0"/>
+      </w:tblPr>
+      <w:tblGrid>
+        <w:gridCol w:w="1728"/>
+        <w:gridCol w:w="1728"/>
+        <w:gridCol w:w="1728"/>
+        <w:gridCol w:w="1728"/>
+        <w:gridCol w:w="1728"/>
+      </w:tblGrid>
+      <w:tr>
+        <w:tc>
+          <w:tcPr>
+            <w:tcW w:type="dxa" w:w="1728"/>
+            <w:shd w:val="clear" w:color="auto" w:fill="1F2D55"/>
+          </w:tcPr>
+          <w:p>
+            <w:r>
+              <w:rPr>
+                <w:b/>
+                <w:color w:val="FFFFFF"/>
+                <w:sz w:val="18"/>
+              </w:rPr>
+              <w:t>Ref</w:t>
+            </w:r>
+          </w:p>
+        </w:tc>
+        <w:tc>
+          <w:tcPr>
+            <w:tcW w:type="dxa" w:w="1728"/>
+            <w:shd w:val="clear" w:color="auto" w:fill="1F2D55"/>
+          </w:tcPr>
+          <w:p>
+            <w:r>
+              <w:rPr>
+                <w:b/>
+                <w:color w:val="FFFFFF"/>
+                <w:sz w:val="18"/>
+              </w:rPr>
+              <w:t>Action</w:t>
+            </w:r>
+          </w:p>
+        </w:tc>
+        <w:tc>
+          <w:tcPr>
+            <w:tcW w:type="dxa" w:w="1728"/>
+            <w:shd w:val="clear" w:color="auto" w:fill="1F2D55"/>
+          </w:tcPr>
+          <w:p>
+            <w:r>
+              <w:rPr>
+                <w:b/>
+                <w:color w:val="FFFFFF"/>
+                <w:sz w:val="18"/>
+              </w:rPr>
+              <w:t>Owner</w:t>
+            </w:r>
+          </w:p>
+        </w:tc>
+        <w:tc>
+          <w:tcPr>
+            <w:tcW w:type="dxa" w:w="1728"/>
+            <w:shd w:val="clear" w:color="auto" w:fill="1F2D55"/>
+          </w:tcPr>
+          <w:p>
+            <w:r>
+              <w:rPr>
+                <w:b/>
+                <w:color w:val="FFFFFF"/>
+                <w:sz w:val="18"/>
+              </w:rPr>
+              <w:t>Target</w:t>
+            </w:r>
+          </w:p>
+        </w:tc>
+        <w:tc>
+          <w:tcPr>
+            <w:tcW w:type="dxa" w:w="1728"/>
+            <w:shd w:val="clear" w:color="auto" w:fill="1F2D55"/>
+          </w:tcPr>
+          <w:p>
+            <w:r>
+              <w:rPr>
+                <w:b/>
+                <w:color w:val="FFFFFF"/>
+                <w:sz w:val="18"/>
+              </w:rPr>
+              <w:t>Status</w:t>
+            </w:r>
+          </w:p>
+        </w:tc>
+      </w:tr>
+      <w:tr>
+        <w:tc>
+          <w:tcPr>
+            <w:tcW w:type="dxa" w:w="1728"/>
+          </w:tcPr>
+          <w:p>
+            <w:r>
+              <w:rPr>
+                <w:sz w:val="18"/>
+              </w:rPr>
+              <w:t>A-01</w:t>
+            </w:r>
+          </w:p>
+        </w:tc>
+        <w:tc>
+          <w:tcPr>
+            <w:tcW w:type="dxa" w:w="1728"/>
+          </w:tcPr>
+          <w:p>
+            <w:r>
+              <w:rPr>
+                <w:sz w:val="18"/>
+              </w:rPr>
+              <w:t>Update runbook to document all routing-table dependencies</w:t>
+            </w:r>
+          </w:p>
+        </w:tc>
+        <w:tc>
+          <w:tcPr>
+            <w:tcW w:type="dxa" w:w="1728"/>
+          </w:tcPr>
+          <w:p>
+            <w:r>
+              <w:rPr>
+                <w:sz w:val="18"/>
+              </w:rPr>
+              <w:t>Platform Eng</w:t>
+            </w:r>
+          </w:p>
+        </w:tc>
+        <w:tc>
+          <w:tcPr>
+            <w:tcW w:type="dxa" w:w="1728"/>
+          </w:tcPr>
+          <w:p>
+            <w:r>
+              <w:rPr>
+                <w:sz w:val="18"/>
+              </w:rPr>
+              <w:t>31 May 2026</w:t>
+            </w:r>
+          </w:p>
+        </w:tc>
+        <w:tc>
+          <w:tcPr>
+            <w:tcW w:type="dxa" w:w="1728"/>
+          </w:tcPr>
+          <w:p>
+            <w:r>
+              <w:rPr>
+                <w:sz w:val="18"/>
+              </w:rPr>
+              <w:t>Complete</w:t>
+            </w:r>
+          </w:p>
+        </w:tc>
+      </w:tr>
+      <w:tr>
+        <w:tc>
+          <w:tcPr>
+            <w:tcW w:type="dxa" w:w="1728"/>
+          </w:tcPr>
+          <w:p>
+            <w:r>
+              <w:rPr>
+                <w:sz w:val="18"/>
+              </w:rPr>
+              <w:t>A-02</w:t>
+            </w:r>
+          </w:p>
+        </w:tc>
+        <w:tc>
+          <w:tcPr>
+            <w:tcW w:type="dxa" w:w="1728"/>
+          </w:tcPr>
+          <w:p>
+            <w:r>
+              <w:rPr>
+                <w:sz w:val="18"/>
+              </w:rPr>
+              <w:t>Expand smoke-test suite to cover all approval-workflow types</w:t>
+            </w:r>
+          </w:p>
+        </w:tc>
+        <w:tc>
+          <w:tcPr>
+            <w:tcW w:type="dxa" w:w="1728"/>
+          </w:tcPr>
+          <w:p>
+            <w:r>
+              <w:rPr>
+                <w:sz w:val="18"/>
+              </w:rPr>
+              <w:t>QA Manager</w:t>
+            </w:r>
+          </w:p>
+        </w:tc>
+        <w:tc>
+          <w:tcPr>
+            <w:tcW w:type="dxa" w:w="1728"/>
+          </w:tcPr>
+          <w:p>
+            <w:r>
+              <w:rPr>
+                <w:sz w:val="18"/>
+              </w:rPr>
+              <w:t>15 Jun 2026</w:t>
+            </w:r>
+          </w:p>
+        </w:tc>
+        <w:tc>
+          <w:tcPr>
+            <w:tcW w:type="dxa" w:w="1728"/>
+          </w:tcPr>
+          <w:p>
+            <w:r>
+              <w:rPr>
+                <w:sz w:val="18"/>
+              </w:rPr>
+              <w:t>Complete</w:t>
+            </w:r>
+          </w:p>
+        </w:tc>
+      </w:tr>
+      <w:tr>
+        <w:tc>
+          <w:tcPr>
+            <w:tcW w:type="dxa" w:w="1728"/>
+          </w:tcPr>
+          <w:p>
+            <w:r>
+              <w:rPr>
+                <w:sz w:val="18"/>
+              </w:rPr>
+              <w:t>A-03</w:t>
+            </w:r>
+          </w:p>
+        </w:tc>
+        <w:tc>
+          <w:tcPr>
+            <w:tcW w:type="dxa" w:w="1728"/>
+          </w:tcPr>
+          <w:p>
+            <w:r>
+              <w:rPr>
+                <w:sz w:val="18"/>
+              </w:rPr>
+              <w:t>Tighten user-comms SLA to 15 min from detection for Sev-1/Sev-2</w:t>
+            </w:r>
+          </w:p>
+        </w:tc>
+        <w:tc>
+          <w:tcPr>
+            <w:tcW w:type="dxa" w:w="1728"/>
+          </w:tcPr>
+          <w:p>
+            <w:r>
+              <w:rPr>
+                <w:sz w:val="18"/>
+              </w:rPr>
+              <w:t>IT Communications</w:t>
+            </w:r>
+          </w:p>
+        </w:tc>
+        <w:tc>
+          <w:tcPr>
+            <w:tcW w:type="dxa" w:w="1728"/>
+          </w:tcPr>
+          <w:p>
+            <w:r>
+              <w:rPr>
+                <w:sz w:val="18"/>
+              </w:rPr>
+              <w:t>30 Jun 2026</w:t>
+            </w:r>
+          </w:p>
+        </w:tc>
+        <w:tc>
+          <w:tcPr>
+            <w:tcW w:type="dxa" w:w="1728"/>
+          </w:tcPr>
+          <w:p>
+            <w:r>
+              <w:rPr>
+                <w:sz w:val="18"/>
+              </w:rPr>
+              <w:t>In progress</w:t>
+            </w:r>
+          </w:p>
+        </w:tc>
+      </w:tr>
+      <w:tr>
+        <w:tc>
+          <w:tcPr>
+            <w:tcW w:type="dxa" w:w="1728"/>
+          </w:tcPr>
+          <w:p>
+            <w:r>
+              <w:rPr>
+                <w:sz w:val="18"/>
+              </w:rPr>
+              <w:t>A-04</w:t>
+            </w:r>
+          </w:p>
+        </w:tc>
+        <w:tc>
+          <w:tcPr>
+            <w:tcW w:type="dxa" w:w="1728"/>
+          </w:tcPr>
+          <w:p>
+            <w:r>
+              <w:rPr>
+                <w:sz w:val="18"/>
+              </w:rPr>
+              <w:t>Add automated regression test for routing-table integrity post-deploy</w:t>
+            </w:r>
+          </w:p>
+        </w:tc>
+        <w:tc>
+          <w:tcPr>
+            <w:tcW w:type="dxa" w:w="1728"/>
+          </w:tcPr>
+          <w:p>
+            <w:r>
+              <w:rPr>
+                <w:sz w:val="18"/>
+              </w:rPr>
+              <w:t>DevOps</w:t>
+            </w:r>
+          </w:p>
+        </w:tc>
+        <w:tc>
+          <w:tcPr>
+            <w:tcW w:type="dxa" w:w="1728"/>
+          </w:tcPr>
+          <w:p>
+            <w:r>
+              <w:rPr>
+                <w:sz w:val="18"/>
+              </w:rPr>
+              <w:t>30 Jun 2026</w:t>
+            </w:r>
+          </w:p>
+        </w:tc>
+        <w:tc>
+          <w:tcPr>
+            <w:tcW w:type="dxa" w:w="1728"/>
+          </w:tcPr>
+          <w:p>
+            <w:r>
+              <w:rPr>
+                <w:sz w:val="18"/>
+              </w:rPr>
+              <w:t>In progress</w:t>
+            </w:r>
+          </w:p>
+        </w:tc>
+      </w:tr>
+      <w:tr>
+        <w:tc>
+          <w:tcPr>
+            <w:tcW w:type="dxa" w:w="1728"/>
+          </w:tcPr>
+          <w:p>
+            <w:r>
+              <w:rPr>
+                <w:sz w:val="18"/>
+              </w:rPr>
+              <w:t>A-05</w:t>
+            </w:r>
+          </w:p>
+        </w:tc>
+        <w:tc>
+          <w:tcPr>
+            <w:tcW w:type="dxa" w:w="1728"/>
+          </w:tcPr>
+          <w:p>
+            <w:r>
+              <w:rPr>
+                <w:sz w:val="18"/>
+              </w:rPr>
+              <w:t>Re-train on-call rota on the updated runbook</w:t>
+            </w:r>
+          </w:p>
+        </w:tc>
+        <w:tc>
+          <w:tcPr>
+            <w:tcW w:type="dxa" w:w="1728"/>
+          </w:tcPr>
+          <w:p>
+            <w:r>
+              <w:rPr>
+                <w:sz w:val="18"/>
+              </w:rPr>
+              <w:t>Platform Eng</w:t>
+            </w:r>
+          </w:p>
+        </w:tc>
+        <w:tc>
+          <w:tcPr>
+            <w:tcW w:type="dxa" w:w="1728"/>
+          </w:tcPr>
+          <w:p>
+            <w:r>
+              <w:rPr>
+                <w:sz w:val="18"/>
+              </w:rPr>
+              <w:t>30 Jun 2026</w:t>
+            </w:r>
+          </w:p>
+        </w:tc>
+        <w:tc>
+          <w:tcPr>
+            <w:tcW w:type="dxa" w:w="1728"/>
+          </w:tcPr>
+          <w:p>
+            <w:r>
+              <w:rPr>
+                <w:sz w:val="18"/>
+              </w:rPr>
+              <w:t>In progress</w:t>
+            </w:r>
+          </w:p>
+        </w:tc>
+      </w:tr>
+      <w:tr>
+        <w:tc>
+          <w:tcPr>
+            <w:tcW w:type="dxa" w:w="1728"/>
+          </w:tcPr>
+          <w:p>
+            <w:r>
+              <w:rPr>
+                <w:sz w:val="18"/>
+              </w:rPr>
+              <w:t>A-06</w:t>
+            </w:r>
+          </w:p>
+        </w:tc>
+        <w:tc>
+          <w:tcPr>
+            <w:tcW w:type="dxa" w:w="1728"/>
+          </w:tcPr>
+          <w:p>
+            <w:r>
+              <w:rPr>
+                <w:sz w:val="18"/>
+              </w:rPr>
+              <w:t>Add this incident to the quarterly trends review for thematic learning</w:t>
+            </w:r>
+          </w:p>
+        </w:tc>
+        <w:tc>
+          <w:tcPr>
+            <w:tcW w:type="dxa" w:w="1728"/>
+          </w:tcPr>
+          <w:p>
+            <w:r>
+              <w:rPr>
+                <w:sz w:val="18"/>
+              </w:rPr>
+              <w:t>Head of Platform</w:t>
+            </w:r>
+          </w:p>
+        </w:tc>
+        <w:tc>
+          <w:tcPr>
+            <w:tcW w:type="dxa" w:w="1728"/>
+          </w:tcPr>
+          <w:p>
+            <w:r>
+              <w:rPr>
+                <w:sz w:val="18"/>
+              </w:rPr>
+              <w:t>Recurring</w:t>
+            </w:r>
+          </w:p>
+        </w:tc>
+        <w:tc>
+          <w:tcPr>
+            <w:tcW w:type="dxa" w:w="1728"/>
+          </w:tcPr>
+          <w:p>
+            <w:r>
+              <w:rPr>
+                <w:sz w:val="18"/>
+              </w:rPr>
+              <w:t>Complete</w:t>
+            </w:r>
+          </w:p>
+        </w:tc>
+      </w:tr>
+    </w:tbl>
+    <w:p>
+      <w:pPr>
+        <w:spacing w:before="240" w:after="80"/>
+      </w:pPr>
+      <w:r>
+        <w:rPr>
+          <w:b/>
+          <w:color w:val="1F2D55"/>
+          <w:sz w:val="26"/>
+        </w:rPr>
+        <w:t>Lessons learned</w:t>
+      </w:r>
+    </w:p>
+    <w:p>
+      <w:pPr>
+        <w:pStyle w:val="ListBullet"/>
+        <w:spacing w:after="40"/>
+      </w:pPr>
+      <w:r>
+        <w:rPr>
+          <w:sz w:val="20"/>
+        </w:rPr>
+        <w:t>Maintenance windows must include automated post-deploy regression for all critical workflows, not only happy-path.</w:t>
+      </w:r>
+    </w:p>
+    <w:p>
+      <w:pPr>
+        <w:pStyle w:val="ListBullet"/>
+        <w:spacing w:after="40"/>
+      </w:pPr>
+      <w:r>
+        <w:rPr>
+          <w:sz w:val="20"/>
+        </w:rPr>
+        <w:t>Runbook documentation completeness should be audited quarterly, not ad hoc.</w:t>
+      </w:r>
+    </w:p>
+    <w:p>
+      <w:pPr>
+        <w:pStyle w:val="ListBullet"/>
+        <w:spacing w:after="40"/>
+      </w:pPr>
+      <w:r>
+        <w:rPr>
+          <w:sz w:val="20"/>
+        </w:rPr>
+        <w:t>First user comms within 15 minutes is achievable with a pre-approved template and a stand-up SRE comms role.</w:t>
+      </w:r>
+    </w:p>
+    <w:p>
+      <w:pPr>
+        <w:pStyle w:val="ListBullet"/>
+        <w:spacing w:after="40"/>
+      </w:pPr>
+      <w:r>
+        <w:rPr>
+          <w:sz w:val="20"/>
+        </w:rPr>
+        <w:t>War-room tooling worked well (Teams + bridge + shared status doc) — keep as standard.</w:t>
+      </w:r>
+    </w:p>
+    <w:p>
+      <w:pPr>
+        <w:spacing w:before="240" w:after="80"/>
+      </w:pPr>
+      <w:r>
+        <w:rPr>
+          <w:b/>
+          <w:color w:val="1F2D55"/>
+          <w:sz w:val="26"/>
+        </w:rPr>
+        <w:t>Sign-off</w:t>
+      </w:r>
+    </w:p>
+    <w:p>
+      <w:pPr>
+        <w:spacing w:after="80"/>
+      </w:pPr>
+      <w:r>
+        <w:rPr>
+          <w:i w:val="0"/>
+          <w:sz w:val="20"/>
+        </w:rPr>
+        <w:t>Incident Commander: Mod Admin</w:t>
+      </w:r>
+    </w:p>
+    <w:p>
+      <w:pPr>
+        <w:spacing w:after="80"/>
+      </w:pPr>
+      <w:r>
+        <w:rPr>
+          <w:i w:val="0"/>
+          <w:sz w:val="20"/>
+        </w:rPr>
+        <w:t>Tech lead: Ahmad Faizal</w:t>
+      </w:r>
+    </w:p>
+    <w:p>
+      <w:pPr>
+        <w:spacing w:after="80"/>
+      </w:pPr>
+      <w:r>
+        <w:rPr>
+          <w:i w:val="0"/>
+          <w:sz w:val="20"/>
+        </w:rPr>
+        <w:t>Reviewed by: Group Risk Committee, week ending 31 May 2026</w:t>
+      </w:r>
+    </w:p>
+    <w:p>
+      <w:pPr>
+        <w:jc w:val="center"/>
+      </w:pPr>
+      <w:r>
+        <w:rPr>
+          <w:i/>
+          <w:color w:val="9CA3AF"/>
+          <w:sz w:val="16"/>
+        </w:rPr>
+        <w:t>— END OF DOCUMENT —</w:t>
       </w:r>
     </w:p>
     <w:sectPr>
@@ -833,10 +1992,6 @@
     <w:name w:val="Normal"/>
     <w:qFormat/>
     <w:rsid w:val="00FC693F"/>
-    <w:rPr>
-      <w:rFonts w:ascii="Aptos" w:hAnsi="Aptos"/>
-      <w:sz w:val="22"/>
-    </w:rPr>
   </w:style>
   <w:style w:type="paragraph" w:styleId="Header">
     <w:name w:val="header"/>
